--- a/Обращения/Указ № 81 — жалоба в Верховный суд/04. После подачи — статус и что менять.docx
+++ b/Обращения/Указ № 81 — жалоба в Верховный суд/04. После подачи — статус и что менять.docx
@@ -358,7 +358,7 @@
           <w:i w:val="0"/>
           <w:sz w:val="24"/>
         </w:rPr>
-        <w:t xml:space="preserve"> В поданном тексте пункт 2.2 говорит: «Заявитель не состоит с Губернатором штата Сан-Андреас в правоотношениях». Как сенатор, участвовавший в принятии ACT. 244, вы в законодательном процессе состояли. Формально это утверждение уязвимо: его легко оспорить ссылкой на итоги голосования.</w:t>
+        <w:t xml:space="preserve"> Пункт 2.2 поданной жалобы говорит: «Заявитель не состоит с Губернатором штата Сан-Андреас в правоотношениях». Как сенатор, участвовавший в принятии ACT. 244, вы в законодательном процессе состояли, и это утверждение можно оспорить ссылкой на итоги голосования.</w:t>
       </w:r>
     </w:p>
     <w:p>
@@ -375,7 +375,7 @@
           <w:i w:val="0"/>
           <w:sz w:val="24"/>
         </w:rPr>
-        <w:t xml:space="preserve">Защита при этом есть, и она в самом тексте нормы: часть 2 статьи 39 допускает жалобы «на неконституционность нормативных правовых актов </w:t>
+        <w:t xml:space="preserve">Практического значения это не имеет. Сама норма части 2 статьи 39 говорит о правоотношениях, возникших из </w:t>
       </w:r>
       <w:r>
         <w:rPr>
@@ -384,7 +384,7 @@
           <w:i w:val="0"/>
           <w:sz w:val="24"/>
         </w:rPr>
-        <w:t>в отсутствие правоотношений</w:t>
+        <w:t>применения</w:t>
       </w:r>
       <w:r>
         <w:rPr>
@@ -393,7 +393,7 @@
           <w:i w:val="0"/>
           <w:sz w:val="24"/>
         </w:rPr>
-        <w:t>», и смысл этой конструкции — отсутствие правоотношений, возникших из применения оспариваемого акта. Указ к вам не применялся, индивидуальных прав и обязанностей не создал. В финальной редакции пункт 2.2 сформулирован именно так — через проверяемый факт, а не через спорное утверждение.</w:t>
+        <w:t xml:space="preserve"> оспариваемого акта: «допускаются отдельные жалобы на неконституционность нормативных правовых актов в отсутствие правоотношений». Указ к вам не применялся, индивидуальных прав и обязанностей не создал. Даже если Суд сочтёт формулировку неточной, основание для отказа из этого не возникает: перечень в части 8 статьи 39 закрытый, и «не тот статус заявителя» в нём отсутствует.</w:t>
       </w:r>
     </w:p>
     <w:p>
@@ -419,7 +419,7 @@
           <w:i w:val="0"/>
           <w:sz w:val="24"/>
         </w:rPr>
-        <w:t xml:space="preserve"> Права на «запрос о проверке конституционности» у отдельного сенатора нет: часть 2.2 статьи 39 даёт его Сенату как органу. Поэтому название и конструкция документа (жалоба, а не запрос) остаются верными.</w:t>
+        <w:t xml:space="preserve"> Права на «запрос о проверке конституционности» у отдельного сенатора нет: часть 2.2 статьи 39 даёт его Сенату как органу. Поэтому квалификация документа как жалобы остаётся верной.</w:t>
       </w:r>
     </w:p>
     <w:p>
@@ -445,7 +445,7 @@
           <w:i w:val="0"/>
           <w:sz w:val="24"/>
         </w:rPr>
-        <w:t xml:space="preserve"> Указывать должность, звание и фракцию в жалобе не нужно: форма (Приказ Председателя ВС от 05.08.2026 № 08) такого поля не содержит. Если суд спросит — сообщить, но первым в текст это вносить не следует.</w:t>
+        <w:t xml:space="preserve"> Указывать должность, звание и фракцию в жалобе не нужно: форма (Приказ Председателя ВС от 05.08.2026 № 08) такого поля не содержит. Если Суд спросит — сообщить, но первым в текст это не вносится.</w:t>
       </w:r>
     </w:p>
     <w:p>
@@ -488,7 +488,24 @@
           <w:i w:val="0"/>
           <w:sz w:val="24"/>
         </w:rPr>
-        <w:t xml:space="preserve"> Повторная жалоба по тому же предмету создаёт два риска: отказ по пункту «г» части 8 статьи 39 (по предмету обращения ранее вынесено постановление) и путаницу с нумерацией — вторая тема получила бы № 92 при живой № 91.</w:t>
+        <w:t xml:space="preserve"> Повторная жалоба по тому же предмету создаёт два риска: отказ по пункту «г» части 8 статьи 39 (по предмету обращения ранее вынесено постановление) и путаница с нумерацией — вторая тема получила бы № 92 при живой № 91.</w:t>
+      </w:r>
+    </w:p>
+    <w:p>
+      <w:pPr>
+        <w:keepNext w:val="0"/>
+        <w:spacing w:before="0" w:after="120" w:line="276" w:lineRule="auto"/>
+        <w:ind w:firstLine="709" w:left="0"/>
+        <w:jc w:val="both"/>
+      </w:pPr>
+      <w:r>
+        <w:rPr>
+          <w:rFonts w:ascii="Times New Roman" w:hAnsi="Times New Roman" w:eastAsia="Times New Roman"/>
+          <w:b w:val="0"/>
+          <w:i w:val="0"/>
+          <w:sz w:val="24"/>
+        </w:rPr>
+        <w:t>Дополнять поданную жалобу тоже не требуется. Ссылки на материалы в публикации стоят гиперссылками; раздел «МАТЕРИАЛЫ» укомплектован полностью, что снимает риск отказа по пункту «д» части 8 статьи 39 (неуплата пошлины) и по пункту «а» (нарушение формы).</w:t>
       </w:r>
     </w:p>
     <w:p>
@@ -505,7 +522,7 @@
           <w:i w:val="0"/>
           <w:sz w:val="26"/>
         </w:rPr>
-        <w:t>3. Что действительно нужно исправить</w:t>
+        <w:t>3. Что можно поправить, но не обязательно</w:t>
       </w:r>
     </w:p>
     <w:p>
@@ -522,7 +539,7 @@
           <w:i w:val="0"/>
           <w:sz w:val="24"/>
         </w:rPr>
-        <w:t>3.1. Материалы без ссылок — критично</w:t>
+        <w:t>3.1. Пункт 4.5 — единственное место, к которому может прицепиться противная сторона</w:t>
       </w:r>
     </w:p>
     <w:p>
@@ -539,18 +556,15 @@
           <w:i w:val="0"/>
           <w:sz w:val="24"/>
         </w:rPr>
-        <w:t>В поданном тексте раздел «МАТЕРИАЛЫ» содержит описания в квадратных скобках вместо гиперссылок:</w:t>
+        <w:t>Формулировка в поданной редакции: «он действует как обычный подзаконный акт, приостанавливающий действие закона, принятого Сенатом, что противоречит статье 76 части 3 и статье 75 части 1 Конституции».</w:t>
       </w:r>
     </w:p>
     <w:p>
       <w:pPr>
         <w:keepNext w:val="0"/>
-        <w:spacing w:before="0" w:after="80" w:line="276" w:lineRule="auto"/>
-        <w:ind w:firstLine="0" w:left="567"/>
+        <w:spacing w:before="0" w:after="120" w:line="276" w:lineRule="auto"/>
+        <w:ind w:firstLine="709" w:left="0"/>
         <w:jc w:val="both"/>
-        <w:pBdr>
-          <w:left w:val="single" w:sz="12" w:space="6" w:color="999999"/>
-        </w:pBdr>
       </w:pPr>
       <w:r>
         <w:rPr>
@@ -559,27 +573,7 @@
           <w:i w:val="0"/>
           <w:sz w:val="24"/>
         </w:rPr>
-        <w:t>2. Копия паспорта (ID-card) заявителя: [Ксерокопия ID-карты Marcus Nomad]</w:t>
-      </w:r>
-    </w:p>
-    <w:p>
-      <w:pPr>
-        <w:keepNext w:val="0"/>
-        <w:spacing w:before="0" w:after="80" w:line="276" w:lineRule="auto"/>
-        <w:ind w:firstLine="0" w:left="567"/>
-        <w:jc w:val="both"/>
-        <w:pBdr>
-          <w:left w:val="single" w:sz="12" w:space="6" w:color="999999"/>
-        </w:pBdr>
-      </w:pPr>
-      <w:r>
-        <w:rPr>
-          <w:rFonts w:ascii="Times New Roman" w:hAnsi="Times New Roman" w:eastAsia="Times New Roman"/>
-          <w:b w:val="0"/>
-          <w:i w:val="0"/>
-          <w:sz w:val="24"/>
-        </w:rPr>
-        <w:t>3. Документ об уплате государственной пошлины: [Квитанция об оплате судебной пошлины]</w:t>
+        <w:t>Уязвимость: ACT. 244 не подписан и в силу не вступил, поэтому о противоречии указу действующему закону говорить нельзя. Возражение легко построить.</w:t>
       </w:r>
     </w:p>
     <w:p>
@@ -596,7 +590,7 @@
           <w:i w:val="0"/>
           <w:sz w:val="24"/>
         </w:rPr>
-        <w:t>Это главный дефект поданной жалобы.</w:t>
+        <w:t>Почему это не требует действий сейчас.</w:t>
       </w:r>
       <w:r>
         <w:rPr>
@@ -605,53 +599,50 @@
           <w:i w:val="0"/>
           <w:sz w:val="24"/>
         </w:rPr>
-        <w:t xml:space="preserve"> Два последствия:</w:t>
+        <w:t xml:space="preserve"> Пункт 4.5 — вспомогательный. Несущий довод — пункт 4.1 (отсутствие мотивированного обоснования, часть 1 статьи 83). Он самодостаточен и от 4.5 не зависит. Даже если Суд не поддержит 4.5, на исход это не влияет: довод просто не будет учтён, а не превратится в основание для отказа.</w:t>
       </w:r>
     </w:p>
     <w:p>
       <w:pPr>
-        <w:pStyle w:val="ListBullet"/>
-        <w:spacing w:after="60" w:line="276" w:lineRule="auto"/>
-        <w:ind w:left="709"/>
+        <w:keepNext w:val="0"/>
+        <w:spacing w:before="0" w:after="120" w:line="276" w:lineRule="auto"/>
+        <w:ind w:firstLine="709" w:left="0"/>
+        <w:jc w:val="both"/>
       </w:pPr>
       <w:r>
         <w:rPr>
           <w:rFonts w:ascii="Times New Roman" w:hAnsi="Times New Roman" w:eastAsia="Times New Roman"/>
-          <w:b w:val="0"/>
+          <w:b/>
           <w:i w:val="0"/>
+          <w:sz w:val="24"/>
         </w:rPr>
-        <w:t>Пункт «д» части 8 статьи 39 — «неуплата государственной пошлины». Документ об уплате не приложен и не приложен по ссылке → отказ в принятии.</w:t>
-      </w:r>
-    </w:p>
-    <w:p>
-      <w:pPr>
-        <w:pStyle w:val="ListBullet"/>
-        <w:spacing w:after="60" w:line="276" w:lineRule="auto"/>
-        <w:ind w:left="709"/>
-      </w:pPr>
-      <w:r>
-        <w:rPr>
-          <w:rFonts w:ascii="Times New Roman" w:hAnsi="Times New Roman" w:eastAsia="Times New Roman"/>
-          <w:b w:val="0"/>
-          <w:i w:val="0"/>
-        </w:rPr>
-        <w:t>Пункт «а» части 8 статьи 39 — нарушение формы. Форма требует именно гиперссылки: «Копия паспорта (ID-card) заявителя: [</w:t>
-      </w:r>
-      <w:r>
-        <w:rPr>
-          <w:rFonts w:ascii="Times New Roman" w:hAnsi="Times New Roman" w:eastAsia="Times New Roman"/>
-          <w:b w:val="0"/>
-          <w:i/>
-        </w:rPr>
-        <w:t>Гиперссылка</w:t>
+        <w:t>Когда действовать.</w:t>
       </w:r>
       <w:r>
         <w:rPr>
           <w:rFonts w:ascii="Times New Roman" w:hAnsi="Times New Roman" w:eastAsia="Times New Roman"/>
           <w:b w:val="0"/>
           <w:i w:val="0"/>
+          <w:sz w:val="24"/>
         </w:rPr>
-        <w:t>]».</w:t>
+        <w:t xml:space="preserve"> Если Губернатор в отзыве или в заседании будет опровергать именно 4.5 — тогда подаётся ходатайство из файла 05: оно переформулирует 4.5 и уточнит 2.2, не меняя предмета и оснований. До этого момента подавать его не нужно: лишнее процессуальное действие привлекает внимание к слабому месту, которого Суд может не заметить.</w:t>
+      </w:r>
+    </w:p>
+    <w:p>
+      <w:pPr>
+        <w:keepNext/>
+        <w:spacing w:before="160" w:after="120" w:line="276" w:lineRule="auto"/>
+        <w:ind w:firstLine="0" w:left="0"/>
+        <w:jc w:val="left"/>
+      </w:pPr>
+      <w:r>
+        <w:rPr>
+          <w:rFonts w:ascii="Times New Roman" w:hAnsi="Times New Roman" w:eastAsia="Times New Roman"/>
+          <w:b/>
+          <w:i w:val="0"/>
+          <w:sz w:val="24"/>
+        </w:rPr>
+        <w:t>3.2. Опечатка в пункте 5 просьбы</w:t>
       </w:r>
     </w:p>
     <w:p>
@@ -668,75 +659,7 @@
           <w:i w:val="0"/>
           <w:sz w:val="24"/>
         </w:rPr>
-        <w:t>Правила подачи исковых заявлений (статья 7 часть 2) требуют приложить ксерокопию документа, удостоверяющего личность, и ксерокопию чека об оплате пошлины. Ссылок в тексте нет ни одной — ни на паспорт, ни на пошлину, ни на указ, ни на итоги Сената, ни на ACT. 244.</w:t>
-      </w:r>
-    </w:p>
-    <w:p>
-      <w:pPr>
-        <w:keepNext/>
-        <w:spacing w:before="160" w:after="120" w:line="276" w:lineRule="auto"/>
-        <w:ind w:firstLine="0" w:left="0"/>
-        <w:jc w:val="left"/>
-      </w:pPr>
-      <w:r>
-        <w:rPr>
-          <w:rFonts w:ascii="Times New Roman" w:hAnsi="Times New Roman" w:eastAsia="Times New Roman"/>
-          <w:b/>
-          <w:i w:val="0"/>
-          <w:sz w:val="24"/>
-        </w:rPr>
-        <w:t>3.2. Пункт 4.5 — уязвимая формулировка</w:t>
-      </w:r>
-    </w:p>
-    <w:p>
-      <w:pPr>
-        <w:keepNext w:val="0"/>
-        <w:spacing w:before="0" w:after="120" w:line="276" w:lineRule="auto"/>
-        <w:ind w:firstLine="709" w:left="0"/>
-        <w:jc w:val="both"/>
-      </w:pPr>
-      <w:r>
-        <w:rPr>
-          <w:rFonts w:ascii="Times New Roman" w:hAnsi="Times New Roman" w:eastAsia="Times New Roman"/>
-          <w:b w:val="0"/>
-          <w:i w:val="0"/>
-          <w:sz w:val="24"/>
-        </w:rPr>
-        <w:t>В поданном тексте: «он действует как обычный подзаконный акт, приостанавливающий действие закона, принятого Сенатом, что противоречит статье 76 части 3 и статье 75 части 1 Конституции». ACT. 244 не подписан и в силу не вступил, поэтому говорить о противоречии указу действующему закону нельзя. В финальной редакции довод перестроен: указ без мотивировки вето не образует, а не будучи вето — не может создавать последствие, доступное только вето.</w:t>
-      </w:r>
-    </w:p>
-    <w:p>
-      <w:pPr>
-        <w:keepNext/>
-        <w:spacing w:before="160" w:after="120" w:line="276" w:lineRule="auto"/>
-        <w:ind w:firstLine="0" w:left="0"/>
-        <w:jc w:val="left"/>
-      </w:pPr>
-      <w:r>
-        <w:rPr>
-          <w:rFonts w:ascii="Times New Roman" w:hAnsi="Times New Roman" w:eastAsia="Times New Roman"/>
-          <w:b/>
-          <w:i w:val="0"/>
-          <w:sz w:val="24"/>
-        </w:rPr>
-        <w:t>3.3. Пункт 5 просьбы — опечатка</w:t>
-      </w:r>
-    </w:p>
-    <w:p>
-      <w:pPr>
-        <w:keepNext w:val="0"/>
-        <w:spacing w:before="0" w:after="120" w:line="276" w:lineRule="auto"/>
-        <w:ind w:firstLine="709" w:left="0"/>
-        <w:jc w:val="both"/>
-      </w:pPr>
-      <w:r>
-        <w:rPr>
-          <w:rFonts w:ascii="Times New Roman" w:hAnsi="Times New Roman" w:eastAsia="Times New Roman"/>
-          <w:b w:val="0"/>
-          <w:i w:val="0"/>
-          <w:sz w:val="24"/>
-        </w:rPr>
-        <w:t>«стребовать у Губернатора…» вместо «Истребовать». Мелочь, но в просительной части выглядит небрежно.</w:t>
+        <w:t>«стребовать» вместо «Истребовать». Если сообщение редактируется — правка в одно слово, займёт секунду. Если нет — оставить как есть: на принятие жалобы это не влияет и отдельного ходатайства не стоит.</w:t>
       </w:r>
     </w:p>
     <w:p>
@@ -753,212 +676,7 @@
           <w:i w:val="0"/>
           <w:sz w:val="26"/>
         </w:rPr>
-        <w:t>4. Порядок действий</w:t>
-      </w:r>
-    </w:p>
-    <w:p>
-      <w:pPr>
-        <w:keepNext w:val="0"/>
-        <w:spacing w:before="0" w:after="120" w:line="276" w:lineRule="auto"/>
-        <w:ind w:firstLine="709" w:left="0"/>
-        <w:jc w:val="both"/>
-      </w:pPr>
-      <w:r>
-        <w:rPr>
-          <w:rFonts w:ascii="Times New Roman" w:hAnsi="Times New Roman" w:eastAsia="Times New Roman"/>
-          <w:b/>
-          <w:i w:val="0"/>
-          <w:sz w:val="24"/>
-        </w:rPr>
-        <w:t>Если сообщение на форуме ещё можно редактировать</w:t>
-      </w:r>
-      <w:r>
-        <w:rPr>
-          <w:rFonts w:ascii="Times New Roman" w:hAnsi="Times New Roman" w:eastAsia="Times New Roman"/>
-          <w:b w:val="0"/>
-          <w:i w:val="0"/>
-          <w:sz w:val="24"/>
-        </w:rPr>
-        <w:t xml:space="preserve"> (обычно доступно автору), отредактируйте его:</w:t>
-      </w:r>
-    </w:p>
-    <w:p>
-      <w:pPr>
-        <w:keepNext w:val="0"/>
-        <w:spacing w:before="0" w:after="60" w:line="276" w:lineRule="auto"/>
-        <w:ind w:firstLine="0" w:left="567"/>
-        <w:jc w:val="both"/>
-      </w:pPr>
-      <w:r>
-        <w:rPr>
-          <w:rFonts w:ascii="Times New Roman" w:hAnsi="Times New Roman" w:eastAsia="Times New Roman"/>
-          <w:b w:val="0"/>
-          <w:i w:val="0"/>
-          <w:sz w:val="24"/>
-        </w:rPr>
-        <w:t>1. Заменить в разделе «МАТЕРИАЛЫ» квадратные описания на ссылки:</w:t>
-      </w:r>
-    </w:p>
-    <w:p>
-      <w:pPr>
-        <w:keepNext w:val="0"/>
-        <w:spacing w:before="0" w:after="60" w:line="276" w:lineRule="auto"/>
-        <w:ind w:firstLine="0" w:left="567"/>
-        <w:jc w:val="both"/>
-      </w:pPr>
-      <w:r>
-        <w:rPr>
-          <w:rFonts w:ascii="Times New Roman" w:hAnsi="Times New Roman" w:eastAsia="Times New Roman"/>
-          <w:b w:val="0"/>
-          <w:i w:val="0"/>
-          <w:sz w:val="24"/>
-        </w:rPr>
-        <w:t>1. Обжалуемый НПА — Указ Губернатора штата Сан-Андреас № 81 «Об отклонении закона (вето)» от 30.10.2026: https://forum.majestic-rp.ru/threads/dokumenty-gubernatora-shtata-san-andreas.3505290/post-11722159</w:t>
-      </w:r>
-    </w:p>
-    <w:p>
-      <w:pPr>
-        <w:keepNext w:val="0"/>
-        <w:spacing w:before="0" w:after="60" w:line="276" w:lineRule="auto"/>
-        <w:ind w:firstLine="0" w:left="567"/>
-        <w:jc w:val="both"/>
-      </w:pPr>
-      <w:r>
-        <w:rPr>
-          <w:rFonts w:ascii="Times New Roman" w:hAnsi="Times New Roman" w:eastAsia="Times New Roman"/>
-          <w:b w:val="0"/>
-          <w:i w:val="0"/>
-          <w:sz w:val="24"/>
-        </w:rPr>
-        <w:t>2. Копия паспорта (ID-card) заявителя: https://skr.sh/seFh23ZEPS3</w:t>
-      </w:r>
-    </w:p>
-    <w:p>
-      <w:pPr>
-        <w:keepNext w:val="0"/>
-        <w:spacing w:before="0" w:after="60" w:line="276" w:lineRule="auto"/>
-        <w:ind w:firstLine="0" w:left="567"/>
-        <w:jc w:val="both"/>
-      </w:pPr>
-      <w:r>
-        <w:rPr>
-          <w:rFonts w:ascii="Times New Roman" w:hAnsi="Times New Roman" w:eastAsia="Times New Roman"/>
-          <w:b w:val="0"/>
-          <w:i w:val="0"/>
-          <w:sz w:val="24"/>
-        </w:rPr>
-        <w:t>3. Документ об уплате государственной пошлины: https://skr.sh/seF4JJdQ4f1</w:t>
-      </w:r>
-    </w:p>
-    <w:p>
-      <w:pPr>
-        <w:keepNext w:val="0"/>
-        <w:spacing w:before="0" w:after="60" w:line="276" w:lineRule="auto"/>
-        <w:ind w:firstLine="0" w:left="567"/>
-        <w:jc w:val="both"/>
-      </w:pPr>
-      <w:r>
-        <w:rPr>
-          <w:rFonts w:ascii="Times New Roman" w:hAnsi="Times New Roman" w:eastAsia="Times New Roman"/>
-          <w:b w:val="0"/>
-          <w:i w:val="0"/>
-          <w:sz w:val="24"/>
-        </w:rPr>
-        <w:t>4. Итоги пленарного заседания Сената штата Сан-Андреас от 28.10.2026: https://forum.majestic-rp.ru/threads/kabinet-spiker-senata.3364868/post-11711750</w:t>
-      </w:r>
-    </w:p>
-    <w:p>
-      <w:pPr>
-        <w:keepNext w:val="0"/>
-        <w:spacing w:before="0" w:after="60" w:line="276" w:lineRule="auto"/>
-        <w:ind w:firstLine="0" w:left="567"/>
-        <w:jc w:val="both"/>
-      </w:pPr>
-      <w:r>
-        <w:rPr>
-          <w:rFonts w:ascii="Times New Roman" w:hAnsi="Times New Roman" w:eastAsia="Times New Roman"/>
-          <w:b w:val="0"/>
-          <w:i w:val="0"/>
-          <w:sz w:val="24"/>
-        </w:rPr>
-        <w:t>5. Текст законопроекта ACT. 244: https://docs.google.com/document/d/1Ox32ie_ALl8fezn1P6AJjPOB1ZeF_x51vgtNITgYZV8/edit</w:t>
-      </w:r>
-    </w:p>
-    <w:p>
-      <w:pPr>
-        <w:keepNext w:val="0"/>
-        <w:spacing w:before="0" w:after="60" w:line="276" w:lineRule="auto"/>
-        <w:ind w:firstLine="0" w:left="567"/>
-        <w:jc w:val="both"/>
-      </w:pPr>
-      <w:r>
-        <w:rPr>
-          <w:rFonts w:ascii="Times New Roman" w:hAnsi="Times New Roman" w:eastAsia="Times New Roman"/>
-          <w:b w:val="0"/>
-          <w:i w:val="0"/>
-          <w:sz w:val="24"/>
-        </w:rPr>
-        <w:t>2. Исправить «стребовать» на «Истребовать».</w:t>
-      </w:r>
-    </w:p>
-    <w:p>
-      <w:pPr>
-        <w:keepNext w:val="0"/>
-        <w:spacing w:before="0" w:after="60" w:line="276" w:lineRule="auto"/>
-        <w:ind w:firstLine="0" w:left="567"/>
-        <w:jc w:val="both"/>
-      </w:pPr>
-      <w:r>
-        <w:rPr>
-          <w:rFonts w:ascii="Times New Roman" w:hAnsi="Times New Roman" w:eastAsia="Times New Roman"/>
-          <w:b w:val="0"/>
-          <w:i w:val="0"/>
-          <w:sz w:val="24"/>
-        </w:rPr>
-        <w:t>3. По желанию заменить пункты 2.2 и 4.5 на редакции из файла 01 — предмет и основания при этом не меняются, меняется только формулировка.</w:t>
-      </w:r>
-    </w:p>
-    <w:p>
-      <w:pPr>
-        <w:keepNext w:val="0"/>
-        <w:spacing w:before="0" w:after="120" w:line="276" w:lineRule="auto"/>
-        <w:ind w:firstLine="709" w:left="0"/>
-        <w:jc w:val="both"/>
-      </w:pPr>
-      <w:r>
-        <w:rPr>
-          <w:rFonts w:ascii="Times New Roman" w:hAnsi="Times New Roman" w:eastAsia="Times New Roman"/>
-          <w:b/>
-          <w:i w:val="0"/>
-          <w:sz w:val="24"/>
-        </w:rPr>
-        <w:t>Если редактирование недоступно или жалоба уже принята к производству</w:t>
-      </w:r>
-      <w:r>
-        <w:rPr>
-          <w:rFonts w:ascii="Times New Roman" w:hAnsi="Times New Roman" w:eastAsia="Times New Roman"/>
-          <w:b w:val="0"/>
-          <w:i w:val="0"/>
-          <w:sz w:val="24"/>
-        </w:rPr>
-        <w:t xml:space="preserve"> — не трогайте сообщение. Подайте ходатайство из файла 05: оно приобщает те же материалы к делу и уточняет формулировки. Изменение уже поданного документа после принятия его судом выглядит хуже, чем открытое уточнение.</w:t>
-      </w:r>
-    </w:p>
-    <w:p>
-      <w:pPr>
-        <w:keepNext/>
-        <w:spacing w:before="200" w:after="120" w:line="276" w:lineRule="auto"/>
-        <w:ind w:firstLine="0" w:left="0"/>
-        <w:jc w:val="left"/>
-      </w:pPr>
-      <w:r>
-        <w:rPr>
-          <w:rFonts w:ascii="Times New Roman" w:hAnsi="Times New Roman" w:eastAsia="Times New Roman"/>
-          <w:b/>
-          <w:i w:val="0"/>
-          <w:sz w:val="26"/>
-        </w:rPr>
-        <w:t>5. Отдельно про срок</w:t>
+        <w:t>4. Единственное, за чем стоит следить — срок действия чека</w:t>
       </w:r>
     </w:p>
     <w:p>
@@ -993,7 +711,24 @@
           <w:i w:val="0"/>
           <w:sz w:val="24"/>
         </w:rPr>
-        <w:t xml:space="preserve"> (часть 5 статьи 60). Чек датирован 31.10.2026, 13:10 — значит действует примерно до 01.11.2026, 13:10. Ходатайство с приложением ссылки нужно подать в этот срок, иначе суд вправе указать, что на момент проверки пошлина не подтверждена.</w:t>
+        <w:t xml:space="preserve"> (часть 5 статьи 60). Чек датирован 31.10.2026, 13:10 — значит действует примерно до 01.11.2026, 13:10.</w:t>
+      </w:r>
+    </w:p>
+    <w:p>
+      <w:pPr>
+        <w:keepNext w:val="0"/>
+        <w:spacing w:before="0" w:after="120" w:line="276" w:lineRule="auto"/>
+        <w:ind w:firstLine="709" w:left="0"/>
+        <w:jc w:val="both"/>
+      </w:pPr>
+      <w:r>
+        <w:rPr>
+          <w:rFonts w:ascii="Times New Roman" w:hAnsi="Times New Roman" w:eastAsia="Times New Roman"/>
+          <w:b w:val="0"/>
+          <w:i w:val="0"/>
+          <w:sz w:val="24"/>
+        </w:rPr>
+        <w:t>Если Суд проверит пошлину в пределах этого окна — вопросов не будет. Если жалоба будет рассматриваться на принятие позже и Суд укажет, что подтверждение утратило силу, — тогда подаётся новый чек тем же порядком, что и материалы. Заранее ничего делать не нужно.</w:t>
       </w:r>
     </w:p>
     <w:p>
@@ -1010,7 +745,7 @@
           <w:i w:val="0"/>
           <w:sz w:val="26"/>
         </w:rPr>
-        <w:t>6. Что сказать суду, если спросят о статусе</w:t>
+        <w:t>5. Что сказать суду, если спросят о статусе</w:t>
       </w:r>
     </w:p>
     <w:p>

--- a/Обращения/Указ № 81 — жалоба в Верховный суд/04. После подачи — статус и что менять.docx
+++ b/Обращения/Указ № 81 — жалоба в Верховный суд/04. После подачи — статус и что менять.docx
@@ -765,6 +765,222 @@
         <w:t>Короткая формула: «Заявитель является гражданином штата Сан-Андреас. Оспариваемый Указ к нему не применялся и индивидуальных прав или обязанностей не создавал. Жалоба подана в порядке части 2 статьи 39 Конституционного закона „О судебной системе“ — как отдельная жалоба на неконституционность нормативного правового акта. Должность и участие в голосовании по ACT. 244 не влияют на подсудность и не являются основанием для отказа: перечень оснований части 8 статьи 39 такого основания не содержит».</w:t>
       </w:r>
     </w:p>
+    <w:p>
+      <w:pPr>
+        <w:keepNext/>
+        <w:spacing w:before="200" w:after="120" w:line="276" w:lineRule="auto"/>
+        <w:ind w:firstLine="0" w:left="0"/>
+        <w:jc w:val="left"/>
+      </w:pPr>
+      <w:r>
+        <w:rPr>
+          <w:rFonts w:ascii="Times New Roman" w:hAnsi="Times New Roman" w:eastAsia="Times New Roman"/>
+          <w:b/>
+          <w:i w:val="0"/>
+          <w:sz w:val="26"/>
+        </w:rPr>
+        <w:t>6. Проверка поданного текста (сверка с базой)</w:t>
+      </w:r>
+    </w:p>
+    <w:p>
+      <w:pPr>
+        <w:keepNext w:val="0"/>
+        <w:spacing w:before="0" w:after="120" w:line="276" w:lineRule="auto"/>
+        <w:ind w:firstLine="709" w:left="0"/>
+        <w:jc w:val="both"/>
+      </w:pPr>
+      <w:r>
+        <w:rPr>
+          <w:rFonts w:ascii="Times New Roman" w:hAnsi="Times New Roman" w:eastAsia="Times New Roman"/>
+          <w:b w:val="0"/>
+          <w:i w:val="0"/>
+          <w:sz w:val="24"/>
+        </w:rPr>
+        <w:t xml:space="preserve">Проверено по </w:t>
+      </w:r>
+      <w:r>
+        <w:rPr>
+          <w:rFonts w:ascii="Consolas" w:hAnsi="Consolas" w:eastAsia="Times New Roman"/>
+          <w:b w:val="0"/>
+          <w:i w:val="0"/>
+          <w:sz w:val="24"/>
+        </w:rPr>
+        <w:t>Законодательная база/</w:t>
+      </w:r>
+      <w:r>
+        <w:rPr>
+          <w:rFonts w:ascii="Times New Roman" w:hAnsi="Times New Roman" w:eastAsia="Times New Roman"/>
+          <w:b w:val="0"/>
+          <w:i w:val="0"/>
+          <w:sz w:val="24"/>
+        </w:rPr>
+        <w:t>, дословно, 20 ссылок. Все совпадают с текстом актов: часть 2, 3, 4, 5 (пункты «а», «б», «г»), 6 и 7.1 статьи 39 КЗ «О судебной системе»; часть 1 статьи 83, части 2, 3, 4 и 5 статьи 80, часть 1 статьи 75, часть 3 статьи 76, часть 1 статьи 79, часть 2 статьи 74, Поправки 8 и 9 Конституции; пункт «л» части 1 статьи 6, статья 11 часть 1, часть 2 статьи 3 КЗ «О нормативных правовых актах»; пункт «ж» части 1 статьи 18 Процессуального кодекса; статья 21 Закона о ФРБ; уставы LSPD (статья 7 часть 1 пункт «г») и LSCSD (пункт 10.1).</w:t>
+      </w:r>
+    </w:p>
+    <w:p>
+      <w:pPr>
+        <w:keepNext w:val="0"/>
+        <w:spacing w:before="0" w:after="120" w:line="276" w:lineRule="auto"/>
+        <w:ind w:firstLine="709" w:left="0"/>
+        <w:jc w:val="both"/>
+      </w:pPr>
+      <w:r>
+        <w:rPr>
+          <w:rFonts w:ascii="Times New Roman" w:hAnsi="Times New Roman" w:eastAsia="Times New Roman"/>
+          <w:b w:val="0"/>
+          <w:i w:val="0"/>
+          <w:sz w:val="24"/>
+        </w:rPr>
+        <w:t>Структура соответствует форме: шапка, данные заявителя, оспариваемый НПА, заголовок «ЖАЛОБА НА НЕКОНСТИТУЦИОННОСТЬ № 91», доводы, МАТЕРИАЛЫ, ПРОСЬБА, дата, подпись. Номер 91 — следующий за темой № 90. Арифметика в пункте 1.2 (10 из 14) и в пункте 4.4 (45 часов между публикацией итогов и указом) верна.</w:t>
+      </w:r>
+    </w:p>
+    <w:p>
+      <w:pPr>
+        <w:keepNext/>
+        <w:spacing w:before="160" w:after="120" w:line="276" w:lineRule="auto"/>
+        <w:ind w:firstLine="0" w:left="0"/>
+        <w:jc w:val="left"/>
+      </w:pPr>
+      <w:r>
+        <w:rPr>
+          <w:rFonts w:ascii="Times New Roman" w:hAnsi="Times New Roman" w:eastAsia="Times New Roman"/>
+          <w:b/>
+          <w:i w:val="0"/>
+          <w:sz w:val="24"/>
+        </w:rPr>
+        <w:t>Три неточности, ни одна не является основанием для отказа</w:t>
+      </w:r>
+    </w:p>
+    <w:p>
+      <w:pPr>
+        <w:keepNext w:val="0"/>
+        <w:spacing w:before="0" w:after="120" w:line="276" w:lineRule="auto"/>
+        <w:ind w:firstLine="709" w:left="0"/>
+        <w:jc w:val="both"/>
+      </w:pPr>
+      <w:r>
+        <w:rPr>
+          <w:rFonts w:ascii="Times New Roman" w:hAnsi="Times New Roman" w:eastAsia="Times New Roman"/>
+          <w:b/>
+          <w:i w:val="0"/>
+          <w:sz w:val="24"/>
+        </w:rPr>
+        <w:t>Первая — пункт 4.2, единственная реальная.</w:t>
+      </w:r>
+      <w:r>
+        <w:rPr>
+          <w:rFonts w:ascii="Times New Roman" w:hAnsi="Times New Roman" w:eastAsia="Times New Roman"/>
+          <w:b w:val="0"/>
+          <w:i w:val="0"/>
+          <w:sz w:val="24"/>
+        </w:rPr>
+        <w:t xml:space="preserve"> Довод построен на том, что в указе не заполнен реквизит даты и что резолюция говорит о «поправке». Текст указа Заявителю доступен, а в распоряжении подготовки документов его не было: форум закрыт защитой от автоматических запросов. Если дата в опубликованном указе проставлена, довод в этой части не сработает. Проверить нужно по самой публикации — это двадцать секунд, и лучше знать заранее, чем услышать от процессуального противника.</w:t>
+      </w:r>
+    </w:p>
+    <w:p>
+      <w:pPr>
+        <w:keepNext w:val="0"/>
+        <w:spacing w:before="0" w:after="120" w:line="276" w:lineRule="auto"/>
+        <w:ind w:firstLine="709" w:left="0"/>
+        <w:jc w:val="both"/>
+      </w:pPr>
+      <w:r>
+        <w:rPr>
+          <w:rFonts w:ascii="Times New Roman" w:hAnsi="Times New Roman" w:eastAsia="Times New Roman"/>
+          <w:b/>
+          <w:i w:val="0"/>
+          <w:sz w:val="24"/>
+        </w:rPr>
+        <w:t>Вторая — пункт 1.2, формулировка.</w:t>
+      </w:r>
+      <w:r>
+        <w:rPr>
+          <w:rFonts w:ascii="Times New Roman" w:hAnsi="Times New Roman" w:eastAsia="Times New Roman"/>
+          <w:b w:val="0"/>
+          <w:i w:val="0"/>
+          <w:sz w:val="24"/>
+        </w:rPr>
+        <w:t xml:space="preserve"> Сказано «не менее двух третей от числа участвовавших в голосовании сенаторов». Конституция в части 4 статьи 80 считает две трети </w:t>
+      </w:r>
+      <w:r>
+        <w:rPr>
+          <w:rFonts w:ascii="Times New Roman" w:hAnsi="Times New Roman" w:eastAsia="Times New Roman"/>
+          <w:b/>
+          <w:i w:val="0"/>
+          <w:sz w:val="24"/>
+        </w:rPr>
+        <w:t>от общего числа действующих</w:t>
+      </w:r>
+      <w:r>
+        <w:rPr>
+          <w:rFonts w:ascii="Times New Roman" w:hAnsi="Times New Roman" w:eastAsia="Times New Roman"/>
+          <w:b w:val="0"/>
+          <w:i w:val="0"/>
+          <w:sz w:val="24"/>
+        </w:rPr>
+        <w:t xml:space="preserve"> сенаторов, а часть 5 статьи 80 указывает, что воздержание и отсутствие сами по себе из этого числа не исключают. При 14 действующих порог равен 10 голосам и результат совпадает, при 16 действующих потребовалось бы 11. На исход не влияет: законопроект принят простым большинством (часть 2 статьи 80), а для жалобы достаточно самого факта принятия, зафиксированного в протоколе.</w:t>
+      </w:r>
+    </w:p>
+    <w:p>
+      <w:pPr>
+        <w:keepNext w:val="0"/>
+        <w:spacing w:before="0" w:after="120" w:line="276" w:lineRule="auto"/>
+        <w:ind w:firstLine="709" w:left="0"/>
+        <w:jc w:val="both"/>
+      </w:pPr>
+      <w:r>
+        <w:rPr>
+          <w:rFonts w:ascii="Times New Roman" w:hAnsi="Times New Roman" w:eastAsia="Times New Roman"/>
+          <w:b/>
+          <w:i w:val="0"/>
+          <w:sz w:val="24"/>
+        </w:rPr>
+        <w:t>Третья — пункт 5 просьбы, опечатка.</w:t>
+      </w:r>
+      <w:r>
+        <w:rPr>
+          <w:rFonts w:ascii="Times New Roman" w:hAnsi="Times New Roman" w:eastAsia="Times New Roman"/>
+          <w:b w:val="0"/>
+          <w:i w:val="0"/>
+          <w:sz w:val="24"/>
+        </w:rPr>
+        <w:t xml:space="preserve"> «стребовать» вместо «Истребовать».</w:t>
+      </w:r>
+    </w:p>
+    <w:p>
+      <w:pPr>
+        <w:keepNext/>
+        <w:spacing w:before="160" w:after="120" w:line="276" w:lineRule="auto"/>
+        <w:ind w:firstLine="0" w:left="0"/>
+        <w:jc w:val="left"/>
+      </w:pPr>
+      <w:r>
+        <w:rPr>
+          <w:rFonts w:ascii="Times New Roman" w:hAnsi="Times New Roman" w:eastAsia="Times New Roman"/>
+          <w:b/>
+          <w:i w:val="0"/>
+          <w:sz w:val="24"/>
+        </w:rPr>
+        <w:t>Что с этим делать</w:t>
+      </w:r>
+    </w:p>
+    <w:p>
+      <w:pPr>
+        <w:keepNext w:val="0"/>
+        <w:spacing w:before="0" w:after="120" w:line="276" w:lineRule="auto"/>
+        <w:ind w:firstLine="709" w:left="0"/>
+        <w:jc w:val="both"/>
+      </w:pPr>
+      <w:r>
+        <w:rPr>
+          <w:rFonts w:ascii="Times New Roman" w:hAnsi="Times New Roman" w:eastAsia="Times New Roman"/>
+          <w:b w:val="0"/>
+          <w:i w:val="0"/>
+          <w:sz w:val="24"/>
+        </w:rPr>
+        <w:t>Ничего, кроме правки одного слова, если сообщение ещё редактируется. Пункт 4.2 при неблагоприятном исходе проверки не «утянет» дело: он вспомогательный, несущий довод — пункт 4.1 об отсутствии мотивированного обоснования. Пункт 1.2 в суде никто пересчитывать не станет — есть протокол Сената.</w:t>
+      </w:r>
+    </w:p>
     <w:sectPr>
       <w:pgSz w:w="11906" w:h="16838"/>
       <w:pgMar w:top="1134" w:right="850" w:bottom="1134" w:left="1701" w:header="720" w:footer="720" w:gutter="0"/>
